--- a/docs/Panduan_Pengguna_Ruang_Tumbuh_Admin.docx
+++ b/docs/Panduan_Pengguna_Ruang_Tumbuh_Admin.docx
@@ -356,7 +356,7 @@
           <w:color w:val="334155"/>
           <w:sz w:val="19"/>
         </w:rPr>
-        <w:t>Dokumen ini merupakan panduan teknis resmi bagi Pengelola Sistem (Administrator) di platform Ruang Tumbuh. Melalui modul ini, Administrator memegang wewenang penuh dalam mengelola master data pengguna, profil konselor bimbingan konseling, instrumen asesmen psikologis (skala resiliensi dan deteksi risiko), modul self-help berbasis kearifan budaya Nusantara, serta modul edukasi materi.</w:t>
+        <w:t>Dokumen ini merupakan panduan teknis operasional bagi Administrator sistem platform Ruang Tumbuh. Melalui modul ini, Administrator memiliki wewenang penuh dalam mengelola pangkalan data pengguna, daftar konselor bimbingan konseling, instrumen asesmen psikologis (Psychological Well-Being 25 butir &amp; Deteksi Risiko Ide Bunuh Diri 12 butir), modul self-help berbasis kearifan budaya Nusantara, serta modul edukasi materi.</w:t>
       </w:r>
     </w:p>
     <w:tbl>
@@ -593,7 +593,7 @@
                 <w:color w:val="1E293B"/>
                 <w:sz w:val="17"/>
               </w:rPr>
-              <w:t>Manajemen User, Konselor, Asesmen, Self-Help, &amp; Lessons</w:t>
+              <w:t>Manajemen User, Konselor, Asesmen Dua Bagian, Self-Help Budaya, &amp; Pembelajaran</w:t>
             </w:r>
           </w:p>
         </w:tc>
@@ -670,7 +670,7 @@
           <w:color w:val="334155"/>
           <w:sz w:val="19"/>
         </w:rPr>
-        <w:t>Ruang Tumbuh adalah platform konseling daring dan pengembangan resiliensi berbasis kearifan lokal yang dirancang khusus untuk mendampingi remaja dan siswa. Peran Administrator adalah memastikan operasional platform berjalan dengan lancar, data instrumen psikologis valid, profil para konselor tersaji dengan akurat, dan materi intervensi budaya nusantara selalu mutakhir.</w:t>
+        <w:t>Ruang Tumbuh adalah platform bimbingan konseling online dan penguatan resiliensi remaja yang mengintegrasikan pendekatan klinis modern dengan nilai-nilai kearifan lokal budaya Indonesia. Sebagai Administrator, Anda bertindak sebagai pengendali utama tata kelola data sistem.</w:t>
       </w:r>
     </w:p>
     <w:p>
@@ -682,15 +682,19 @@
           <w:color w:val="334155"/>
           <w:sz w:val="19"/>
         </w:rPr>
-        <w:t>Tanggung jawab utama seorang Administrator meliputi:</w:t>
+        <w:t>Fokus tugas Administrator mencakup:</w:t>
         <w:br/>
-        <w:t>1. Pengelolaan Akun Pengguna: Mendaftarkan konselor baru, memvalidasi akun siswa (konseli), dan mengelola keamanan kredensial akun.</w:t>
+        <w:t>1. Pengelolaan Akun Pengguna: Memverifikasi akun siswa (konseli), mendaftarkan konselor baru, dan mengatur hak akses akun.</w:t>
         <w:br/>
-        <w:t>2. Konfigurasi Konselor: Menata nomor urut konselor, deskripsi keahlian, nomor kontak WhatsApp, dan foto profil.</w:t>
+        <w:t>2. Profil &amp; Urutan Konselor: Menata nomor urut konselor, deskripsi keahlian, nomor WhatsApp, serta foto profil.</w:t>
         <w:br/>
-        <w:t>3. Pengelolaan Instrumen: Memelihara butir-butir pertanyaan asesmen resiliensi, skala pilihan ganda, dan rentang interpretasi skor.</w:t>
+        <w:t>3. Pengelolaan Instrumen Psikologis (2 Bagian Baku):</w:t>
         <w:br/>
-        <w:t>4. Pengayaan Kearifan Budaya: Menambah dan memperbarui suku budaya, materi cerita inspiratif, serta pertanyaan refleksi SFBC (Solution-Focused Brief Counseling).</w:t>
+        <w:t xml:space="preserve">   • Bagian 1: Psychological Well-Being Carol D. Ryff (25 butir, rentang 25–125 poin, titik potong skrining &lt;= 80).</w:t>
+        <w:br/>
+        <w:t xml:space="preserve">   • Bagian 2: Identifikasi Diri / Ide Bunuh Diri (12 butir, rentang 12–60 poin, ambang krisis &gt;= 41).</w:t>
+        <w:br/>
+        <w:t>4. Pengayaan Kearifan Budaya: Mengelola suku-suku nusantara, materi narasi resiliensi SFBC, dan pertanyaan refleksi mandiri.</w:t>
       </w:r>
     </w:p>
     <w:tbl>
@@ -728,7 +732,7 @@
             <w:r>
               <w:rPr>
                 <w:b/>
-                <w:color w:val="0284C7"/>
+                <w:color w:val="B91C1C"/>
                 <w:sz w:val="19"/>
               </w:rPr>
               <w:t>⚠️ KEAMANAN HAK AKSES ADMINISTRATOR</w:t>
@@ -739,7 +743,7 @@
                 <w:color w:val="334155"/>
                 <w:sz w:val="18"/>
               </w:rPr>
-              <w:t>Hak akses Administrator bersifat rahasia dan memiliki hak kendali penuh atas basis data. Pastikan kredensial akun disimpan dengan aman dan selalu lakukan proses logout setelah menyelesaikan sesi kerja.</w:t>
+              <w:t>Akun Administrator memiliki hak istimewa tingkat tinggi. Jaga kerahasiaan kata sandi dan hindari login dari komputer umum tanpa pengamanan.</w:t>
             </w:r>
           </w:p>
         </w:tc>
@@ -761,18 +765,6 @@
           <w:sz w:val="29"/>
         </w:rPr>
         <w:t>3. Prasyarat (Prerequisites)</w:t>
-      </w:r>
-    </w:p>
-    <w:p>
-      <w:pPr>
-        <w:spacing w:after="120" w:line="276" w:lineRule="auto"/>
-      </w:pPr>
-      <w:r>
-        <w:rPr>
-          <w:color w:val="334155"/>
-          <w:sz w:val="19"/>
-        </w:rPr>
-        <w:t>Sebelum memulai operasional pada panel Administrator, pastikan telah memenuhi prasyarat berikut:</w:t>
       </w:r>
     </w:p>
     <w:tbl>
@@ -856,7 +848,7 @@
                 <w:color w:val="1E293B"/>
                 <w:sz w:val="17"/>
               </w:rPr>
-              <w:t>Akun &amp; Hak Akses</w:t>
+              <w:t>Akun &amp; Kredensial</w:t>
             </w:r>
           </w:p>
         </w:tc>
@@ -877,7 +869,7 @@
                 <w:color w:val="1E293B"/>
                 <w:sz w:val="17"/>
               </w:rPr>
-              <w:t>Akun terdaftar dengan role 'admin' (kredensial diberikan oleh Superadmin).</w:t>
+              <w:t>Akun terdaftar role 'admin' (email: admin@ruangtumbuh.com).</w:t>
             </w:r>
           </w:p>
         </w:tc>
@@ -900,7 +892,7 @@
                 <w:color w:val="1E293B"/>
                 <w:sz w:val="17"/>
               </w:rPr>
-              <w:t>Perangkat Komputer</w:t>
+              <w:t>Perangkat</w:t>
             </w:r>
           </w:p>
         </w:tc>
@@ -921,7 +913,7 @@
                 <w:color w:val="1E293B"/>
                 <w:sz w:val="17"/>
               </w:rPr>
-              <w:t>Laptop atau PC desktop dengan resolusi layar minimal 1280 x 720 piksel.</w:t>
+              <w:t>Laptop atau PC Desktop dengan layar minimal resolusi 1280 x 720 piksel.</w:t>
             </w:r>
           </w:p>
         </w:tc>
@@ -944,7 +936,7 @@
                 <w:color w:val="1E293B"/>
                 <w:sz w:val="17"/>
               </w:rPr>
-              <w:t>Peramban Web (Browser)</w:t>
+              <w:t>Peramban Web</w:t>
             </w:r>
           </w:p>
         </w:tc>
@@ -965,7 +957,7 @@
                 <w:color w:val="1E293B"/>
                 <w:sz w:val="17"/>
               </w:rPr>
-              <w:t>Google Chrome v100+, Microsoft Edge v100+, Mozilla Firefox, atau Safari.</w:t>
+              <w:t>Google Chrome, Microsoft Edge, atau Mozilla Firefox versi mutakhir.</w:t>
             </w:r>
           </w:p>
         </w:tc>
@@ -1009,51 +1001,7 @@
                 <w:color w:val="1E293B"/>
                 <w:sz w:val="17"/>
               </w:rPr>
-              <w:t>Koneksi stabil minimal 2 Mbps untuk kelancaran unggah berkas dan olah data.</w:t>
-            </w:r>
-          </w:p>
-        </w:tc>
-      </w:tr>
-      <w:tr>
-        <w:tc>
-          <w:tcPr>
-            <w:tcW w:type="dxa" w:w="3168"/>
-            <w:shd w:fill="FFFFFF"/>
-            <w:tcMar>
-              <w:top w:w="90" w:type="dxa"/>
-              <w:bottom w:w="90" w:type="dxa"/>
-              <w:left w:w="120" w:type="dxa"/>
-              <w:right w:w="120" w:type="dxa"/>
-            </w:tcMar>
-          </w:tcPr>
-          <w:p>
-            <w:r>
-              <w:rPr>
-                <w:color w:val="1E293B"/>
-                <w:sz w:val="17"/>
-              </w:rPr>
-              <w:t>Perangkat Lunak Tambahan</w:t>
-            </w:r>
-          </w:p>
-        </w:tc>
-        <w:tc>
-          <w:tcPr>
-            <w:tcW w:type="dxa" w:w="6048"/>
-            <w:shd w:fill="FFFFFF"/>
-            <w:tcMar>
-              <w:top w:w="90" w:type="dxa"/>
-              <w:bottom w:w="90" w:type="dxa"/>
-              <w:left w:w="120" w:type="dxa"/>
-              <w:right w:w="120" w:type="dxa"/>
-            </w:tcMar>
-          </w:tcPr>
-          <w:p>
-            <w:r>
-              <w:rPr>
-                <w:color w:val="1E293B"/>
-                <w:sz w:val="17"/>
-              </w:rPr>
-              <w:t>Aplikasi pengolah gambar sederhana (jika ingin mengunggah foto profil konselor).</w:t>
+              <w:t>Koneksi stabil minimal 2 Mbps.</w:t>
             </w:r>
           </w:p>
         </w:tc>
@@ -1099,15 +1047,13 @@
           <w:color w:val="334155"/>
           <w:sz w:val="19"/>
         </w:rPr>
-        <w:t>Langkah-langkah untuk masuk ke panel Administrator:</w:t>
+        <w:t>Untuk masuk ke sistem:</w:t>
         <w:br/>
-        <w:t>1. Buka peramban web dan akses alamat: https://ruangtumbuh.appocket.id/login</w:t>
+        <w:t>1. Buka browser dan arahkan ke: https://ruangtumbuh.appocket.id/login</w:t>
         <w:br/>
-        <w:t>2. Masukkan alamat email atau username Administrator pada formulir yang tersedia.</w:t>
+        <w:t>2. Masukkan email Administrator (admin@ruangtumbuh.com) dan password.</w:t>
         <w:br/>
-        <w:t>3. Masukkan kata sandi (password) akun Anda.</w:t>
-        <w:br/>
-        <w:t>4. Klik tombol 'Masuk' atau 'Log in'. Sistem akan secara otomatis mengarahkan Anda ke Dashboard Admin.</w:t>
+        <w:t>3. Klik tombol 'Log in'. Sistem otomatis membuka Dashboard Administrator.</w:t>
       </w:r>
     </w:p>
     <w:p>
@@ -1174,7 +1120,7 @@
           <w:color w:val="1E3A8A"/>
           <w:sz w:val="23"/>
         </w:rPr>
-        <w:t>4.2 Mengenal Tampilan Dashboard Administrator</w:t>
+        <w:t>4.2 Tinjauan Antarmuka Dashboard Administrator</w:t>
       </w:r>
     </w:p>
     <w:p>
@@ -1186,7 +1132,7 @@
           <w:color w:val="334155"/>
           <w:sz w:val="19"/>
         </w:rPr>
-        <w:t>Dashboard Administrator merupakan beranda kendali utama yang menampilkan ringkasan data penting, navigasi cepat ke seluruh modul, serta indikator operasional.</w:t>
+        <w:t>Dashboard Administrator (/admin) memberikan ikhtisar menyeluruh terhadap operasional sistem, navigasi cepat pada bilah sisi kiri, serta indikator aktivitas.</w:t>
       </w:r>
     </w:p>
     <w:p>
@@ -1243,63 +1189,6 @@
         <w:t>Gambar 1.2: Antarmuka Dashboard Administrator Ruang Tumbuh</w:t>
       </w:r>
     </w:p>
-    <w:tbl>
-      <w:tblPr>
-        <w:tblW w:type="auto" w:w="0"/>
-        <w:jc w:val="center"/>
-        <w:tblLayout w:type="fixed"/>
-        <w:tblLook w:firstColumn="1" w:firstRow="1" w:lastColumn="0" w:lastRow="0" w:noHBand="0" w:noVBand="1" w:val="04A0"/>
-      </w:tblPr>
-      <w:tblGrid>
-        <w:gridCol w:w="9648"/>
-      </w:tblGrid>
-      <w:tr>
-        <w:tc>
-          <w:tcPr>
-            <w:tcW w:type="dxa" w:w="9216"/>
-            <w:shd w:fill="F0FDFA"/>
-            <w:tcMar>
-              <w:top w:w="120" w:type="dxa"/>
-              <w:bottom w:w="120" w:type="dxa"/>
-              <w:left w:w="180" w:type="dxa"/>
-              <w:right w:w="180" w:type="dxa"/>
-            </w:tcMar>
-            <w:tcBorders>
-              <w:top w:val="none"/>
-              <w:left w:val="single" w:sz="24" w:space="0" w:color="0D9488"/>
-              <w:bottom w:val="none"/>
-              <w:right w:val="none"/>
-            </w:tcBorders>
-          </w:tcPr>
-          <w:p>
-            <w:pPr>
-              <w:spacing w:before="40" w:after="40"/>
-            </w:pPr>
-            <w:r>
-              <w:rPr>
-                <w:b/>
-                <w:color w:val="0284C7"/>
-                <w:sz w:val="19"/>
-              </w:rPr>
-              <w:t>📌 TIPS NAVIGASI</w:t>
-              <w:br/>
-            </w:r>
-            <w:r>
-              <w:rPr>
-                <w:color w:val="334155"/>
-                <w:sz w:val="18"/>
-              </w:rPr>
-              <w:t>Menu navigasi bilah sisi (sidebar) kiri memuat tautan cepat ke: Manajemen Pengguna, Manajemen Konselor, Bank Soal, Skala Pilihan, Interpretasi Skor, Modul Budaya Nusantara, dan Pelajaran.</w:t>
-            </w:r>
-          </w:p>
-        </w:tc>
-      </w:tr>
-    </w:tbl>
-    <w:p>
-      <w:pPr>
-        <w:spacing w:after="80"/>
-      </w:pPr>
-    </w:p>
     <w:p>
       <w:pPr>
         <w:spacing w:before="220" w:after="80"/>
@@ -1322,7 +1211,7 @@
           <w:color w:val="334155"/>
           <w:sz w:val="19"/>
         </w:rPr>
-        <w:t>Pada menu 'Users' (/admin/users), Administrator dapat melihat daftar seluruh pengguna terdaftar (Admin, Konselor, Konseli), mencari pengguna berdasarkan nama/email, serta menambahkan akun baru atau mereset password.</w:t>
+        <w:t>Pada menu 'Users' (/admin/users), Anda dapat memantau seluruh pengguna terdaftar, menyaring berdasarkan role (Admin, Konselor, Konseli), menambahkan pengguna baru, serta melakukan pengubahan kata sandi atau data profil.</w:t>
       </w:r>
     </w:p>
     <w:p>
@@ -1379,251 +1268,6 @@
         <w:t>Gambar 1.3: Halaman Manajemen Pengguna (Users)</w:t>
       </w:r>
     </w:p>
-    <w:tbl>
-      <w:tblPr>
-        <w:tblW w:type="auto" w:w="0"/>
-        <w:jc w:val="center"/>
-        <w:tblLayout w:type="fixed"/>
-        <w:tblLook w:firstColumn="1" w:firstRow="1" w:lastColumn="0" w:lastRow="0" w:noHBand="0" w:noVBand="1" w:val="04A0"/>
-      </w:tblPr>
-      <w:tblGrid>
-        <w:gridCol w:w="4824"/>
-        <w:gridCol w:w="4824"/>
-      </w:tblGrid>
-      <w:tr>
-        <w:tc>
-          <w:tcPr>
-            <w:tcW w:type="dxa" w:w="3168"/>
-            <w:shd w:fill="1E3A8A"/>
-            <w:tcMar>
-              <w:top w:w="100" w:type="dxa"/>
-              <w:bottom w:w="100" w:type="dxa"/>
-              <w:left w:w="120" w:type="dxa"/>
-              <w:right w:w="120" w:type="dxa"/>
-            </w:tcMar>
-          </w:tcPr>
-          <w:p>
-            <w:pPr>
-              <w:jc w:val="center"/>
-            </w:pPr>
-            <w:r>
-              <w:rPr>
-                <w:b/>
-                <w:color w:val="FFFFFF"/>
-                <w:sz w:val="18"/>
-              </w:rPr>
-              <w:t>Aksi / Tombol</w:t>
-            </w:r>
-          </w:p>
-        </w:tc>
-        <w:tc>
-          <w:tcPr>
-            <w:tcW w:type="dxa" w:w="6048"/>
-            <w:shd w:fill="1E3A8A"/>
-            <w:tcMar>
-              <w:top w:w="100" w:type="dxa"/>
-              <w:bottom w:w="100" w:type="dxa"/>
-              <w:left w:w="120" w:type="dxa"/>
-              <w:right w:w="120" w:type="dxa"/>
-            </w:tcMar>
-          </w:tcPr>
-          <w:p>
-            <w:pPr>
-              <w:jc w:val="center"/>
-            </w:pPr>
-            <w:r>
-              <w:rPr>
-                <w:b/>
-                <w:color w:val="FFFFFF"/>
-                <w:sz w:val="18"/>
-              </w:rPr>
-              <w:t>Fungsi &amp; Kegunaan</w:t>
-            </w:r>
-          </w:p>
-        </w:tc>
-      </w:tr>
-      <w:tr>
-        <w:tc>
-          <w:tcPr>
-            <w:tcW w:type="dxa" w:w="3168"/>
-            <w:shd w:fill="FFFFFF"/>
-            <w:tcMar>
-              <w:top w:w="90" w:type="dxa"/>
-              <w:bottom w:w="90" w:type="dxa"/>
-              <w:left w:w="120" w:type="dxa"/>
-              <w:right w:w="120" w:type="dxa"/>
-            </w:tcMar>
-          </w:tcPr>
-          <w:p>
-            <w:r>
-              <w:rPr>
-                <w:color w:val="1E293B"/>
-                <w:sz w:val="17"/>
-              </w:rPr>
-              <w:t>Tambah Pengguna (+)</w:t>
-            </w:r>
-          </w:p>
-        </w:tc>
-        <w:tc>
-          <w:tcPr>
-            <w:tcW w:type="dxa" w:w="6048"/>
-            <w:shd w:fill="FFFFFF"/>
-            <w:tcMar>
-              <w:top w:w="90" w:type="dxa"/>
-              <w:bottom w:w="90" w:type="dxa"/>
-              <w:left w:w="120" w:type="dxa"/>
-              <w:right w:w="120" w:type="dxa"/>
-            </w:tcMar>
-          </w:tcPr>
-          <w:p>
-            <w:r>
-              <w:rPr>
-                <w:color w:val="1E293B"/>
-                <w:sz w:val="17"/>
-              </w:rPr>
-              <w:t>Membuka formulir pendaftaran akun pengguna baru secara manual.</w:t>
-            </w:r>
-          </w:p>
-        </w:tc>
-      </w:tr>
-      <w:tr>
-        <w:tc>
-          <w:tcPr>
-            <w:tcW w:type="dxa" w:w="3168"/>
-            <w:shd w:fill="F8FAFC"/>
-            <w:tcMar>
-              <w:top w:w="90" w:type="dxa"/>
-              <w:bottom w:w="90" w:type="dxa"/>
-              <w:left w:w="120" w:type="dxa"/>
-              <w:right w:w="120" w:type="dxa"/>
-            </w:tcMar>
-          </w:tcPr>
-          <w:p>
-            <w:r>
-              <w:rPr>
-                <w:color w:val="1E293B"/>
-                <w:sz w:val="17"/>
-              </w:rPr>
-              <w:t>Filter Role</w:t>
-            </w:r>
-          </w:p>
-        </w:tc>
-        <w:tc>
-          <w:tcPr>
-            <w:tcW w:type="dxa" w:w="6048"/>
-            <w:shd w:fill="F8FAFC"/>
-            <w:tcMar>
-              <w:top w:w="90" w:type="dxa"/>
-              <w:bottom w:w="90" w:type="dxa"/>
-              <w:left w:w="120" w:type="dxa"/>
-              <w:right w:w="120" w:type="dxa"/>
-            </w:tcMar>
-          </w:tcPr>
-          <w:p>
-            <w:r>
-              <w:rPr>
-                <w:color w:val="1E293B"/>
-                <w:sz w:val="17"/>
-              </w:rPr>
-              <w:t>Menyaring tampilan daftar pengguna berdasarkan role (Admin, Konselor, atau Konseli).</w:t>
-            </w:r>
-          </w:p>
-        </w:tc>
-      </w:tr>
-      <w:tr>
-        <w:tc>
-          <w:tcPr>
-            <w:tcW w:type="dxa" w:w="3168"/>
-            <w:shd w:fill="FFFFFF"/>
-            <w:tcMar>
-              <w:top w:w="90" w:type="dxa"/>
-              <w:bottom w:w="90" w:type="dxa"/>
-              <w:left w:w="120" w:type="dxa"/>
-              <w:right w:w="120" w:type="dxa"/>
-            </w:tcMar>
-          </w:tcPr>
-          <w:p>
-            <w:r>
-              <w:rPr>
-                <w:color w:val="1E293B"/>
-                <w:sz w:val="17"/>
-              </w:rPr>
-              <w:t>Tombol Edit (Ikon Pensil)</w:t>
-            </w:r>
-          </w:p>
-        </w:tc>
-        <w:tc>
-          <w:tcPr>
-            <w:tcW w:type="dxa" w:w="6048"/>
-            <w:shd w:fill="FFFFFF"/>
-            <w:tcMar>
-              <w:top w:w="90" w:type="dxa"/>
-              <w:bottom w:w="90" w:type="dxa"/>
-              <w:left w:w="120" w:type="dxa"/>
-              <w:right w:w="120" w:type="dxa"/>
-            </w:tcMar>
-          </w:tcPr>
-          <w:p>
-            <w:r>
-              <w:rPr>
-                <w:color w:val="1E293B"/>
-                <w:sz w:val="17"/>
-              </w:rPr>
-              <w:t>Memperbarui nama, email, username, atau mengubah kata sandi akun.</w:t>
-            </w:r>
-          </w:p>
-        </w:tc>
-      </w:tr>
-      <w:tr>
-        <w:tc>
-          <w:tcPr>
-            <w:tcW w:type="dxa" w:w="3168"/>
-            <w:shd w:fill="F8FAFC"/>
-            <w:tcMar>
-              <w:top w:w="90" w:type="dxa"/>
-              <w:bottom w:w="90" w:type="dxa"/>
-              <w:left w:w="120" w:type="dxa"/>
-              <w:right w:w="120" w:type="dxa"/>
-            </w:tcMar>
-          </w:tcPr>
-          <w:p>
-            <w:r>
-              <w:rPr>
-                <w:color w:val="1E293B"/>
-                <w:sz w:val="17"/>
-              </w:rPr>
-              <w:t>Tombol Hapus (Ikon Sampah)</w:t>
-            </w:r>
-          </w:p>
-        </w:tc>
-        <w:tc>
-          <w:tcPr>
-            <w:tcW w:type="dxa" w:w="6048"/>
-            <w:shd w:fill="F8FAFC"/>
-            <w:tcMar>
-              <w:top w:w="90" w:type="dxa"/>
-              <w:bottom w:w="90" w:type="dxa"/>
-              <w:left w:w="120" w:type="dxa"/>
-              <w:right w:w="120" w:type="dxa"/>
-            </w:tcMar>
-          </w:tcPr>
-          <w:p>
-            <w:r>
-              <w:rPr>
-                <w:color w:val="1E293B"/>
-                <w:sz w:val="17"/>
-              </w:rPr>
-              <w:t>Menghapus akun pengguna dari pangkalan data sistem.</w:t>
-            </w:r>
-          </w:p>
-        </w:tc>
-      </w:tr>
-    </w:tbl>
-    <w:p>
-      <w:pPr>
-        <w:spacing w:after="120"/>
-      </w:pPr>
-    </w:p>
     <w:p>
       <w:pPr>
         <w:spacing w:before="220" w:after="80"/>
@@ -1634,7 +1278,7 @@
           <w:color w:val="1E3A8A"/>
           <w:sz w:val="23"/>
         </w:rPr>
-        <w:t>4.4 Manajemen Profil Konselor</w:t>
+        <w:t>4.4 Manajemen Data &amp; Profil Konselor</w:t>
       </w:r>
     </w:p>
     <w:p>
@@ -1646,7 +1290,7 @@
           <w:color w:val="334155"/>
           <w:sz w:val="19"/>
         </w:rPr>
-        <w:t>Menu 'Counselors' (/admin/counselors) digunakan untuk mengelola profil publik para konselor yang akan dipilih oleh siswa. Profil ini mencakup riwayat pendidikan, motto hidup, nomor WhatsApp untuk konsultasi cepat, dan nomor urut tampilan.</w:t>
+        <w:t>Menu 'Counselors' (/admin/counselors) digunakan untuk mengelola konselor yang akan tampil di hadapan siswa. Atur nomor urut penampilan (Order Number), nomor kontak WhatsApp untuk darurat/konsultasi cepat, serta motto dan biografi keilmuan.</w:t>
       </w:r>
     </w:p>
     <w:p>
@@ -1703,63 +1347,6 @@
         <w:t>Gambar 1.4: Halaman Manajemen Data Konselor</w:t>
       </w:r>
     </w:p>
-    <w:tbl>
-      <w:tblPr>
-        <w:tblW w:type="auto" w:w="0"/>
-        <w:jc w:val="center"/>
-        <w:tblLayout w:type="fixed"/>
-        <w:tblLook w:firstColumn="1" w:firstRow="1" w:lastColumn="0" w:lastRow="0" w:noHBand="0" w:noVBand="1" w:val="04A0"/>
-      </w:tblPr>
-      <w:tblGrid>
-        <w:gridCol w:w="9648"/>
-      </w:tblGrid>
-      <w:tr>
-        <w:tc>
-          <w:tcPr>
-            <w:tcW w:type="dxa" w:w="9216"/>
-            <w:shd w:fill="EFF6FF"/>
-            <w:tcMar>
-              <w:top w:w="120" w:type="dxa"/>
-              <w:bottom w:w="120" w:type="dxa"/>
-              <w:left w:w="180" w:type="dxa"/>
-              <w:right w:w="180" w:type="dxa"/>
-            </w:tcMar>
-            <w:tcBorders>
-              <w:top w:val="none"/>
-              <w:left w:val="single" w:sz="24" w:space="0" w:color="2563EB"/>
-              <w:bottom w:val="none"/>
-              <w:right w:val="none"/>
-            </w:tcBorders>
-          </w:tcPr>
-          <w:p>
-            <w:pPr>
-              <w:spacing w:before="40" w:after="40"/>
-            </w:pPr>
-            <w:r>
-              <w:rPr>
-                <w:b/>
-                <w:color w:val="0284C7"/>
-                <w:sz w:val="19"/>
-              </w:rPr>
-              <w:t>💡 TIPS PENGATURAN KONSELOR</w:t>
-              <w:br/>
-            </w:r>
-            <w:r>
-              <w:rPr>
-                <w:color w:val="334155"/>
-                <w:sz w:val="18"/>
-              </w:rPr>
-              <w:t>Nomor Urut (Order Number) menentukan urutan kemunculan konselor di beranda siswa. Berikan nomor urut yang rapi agar konselor prioritas muncul di baris teratas.</w:t>
-            </w:r>
-          </w:p>
-        </w:tc>
-      </w:tr>
-    </w:tbl>
-    <w:p>
-      <w:pPr>
-        <w:spacing w:after="80"/>
-      </w:pPr>
-    </w:p>
     <w:p>
       <w:pPr>
         <w:spacing w:before="220" w:after="80"/>
@@ -1782,7 +1369,11 @@
           <w:color w:val="334155"/>
           <w:sz w:val="19"/>
         </w:rPr>
-        <w:t>Menu 'Questions' (/admin/questions) memuat butir-butir pertanyaan asesmen psikologis. Administrator dapat menentukan apakah soal termasuk ke dalam Skala Resiliensi atau Skala Deteksi Risiko Ide Bunuh Diri, serta menentukan dimensi aspek kepribadian.</w:t>
+        <w:t>Menu 'Questions' (/admin/questions) memuat bank soal instrumen terstandar:</w:t>
+        <w:br/>
+        <w:t>• Bagian 1: 25 butir Psychological Well-Being (kategori: well_being) yang mengukur 6 dimensi: Penerimaan Diri, Relasi Positif, Otonomi, Penguasaan Lingkungan, Tujuan Hidup, dan Pertumbuhan Pribadi.</w:t>
+        <w:br/>
+        <w:t>• Bagian 2: 12 butir Identifikasi Diri / Ide Bunuh Diri (kategori: suicide_ideation) yang mengukur intensitas pikiran negatif dan risiko psikologis.</w:t>
       </w:r>
     </w:p>
     <w:p>
@@ -1861,7 +1452,7 @@
           <w:color w:val="334155"/>
           <w:sz w:val="19"/>
         </w:rPr>
-        <w:t>Menu 'Option Groups' (/admin/option-groups) mengatur bobot nilai dari setiap opsi pilihan ganda (misal: Skala Likert 1-4 atau 1-5, Sangat Tidak Sesuai hingga Sangat Sesuai).</w:t>
+        <w:t>Menu 'Option Groups' (/admin/option-groups) mengatur pembobotan skala (Skala Likert 1–5: Sangat Tidak Sesuai s.d. Sangat Sesuai, atau Skala Frekuensi Tidak Pernah s.d. Selalu).</w:t>
       </w:r>
     </w:p>
     <w:p>
@@ -1915,7 +1506,7 @@
           <w:color w:val="64748B"/>
           <w:sz w:val="17"/>
         </w:rPr>
-        <w:t>Gambar 1.6: Halaman Skala Pilihan Jawaban (Option Groups)</w:t>
+        <w:t>Gambar 1.6: Halaman Skala Pilihan Jawaban</w:t>
       </w:r>
     </w:p>
     <w:p>
@@ -1928,7 +1519,7 @@
           <w:color w:val="1E3A8A"/>
           <w:sz w:val="23"/>
         </w:rPr>
-        <w:t>4.7 Manajemen Interpretasi Skor Asesmen</w:t>
+        <w:t>4.7 Manajemen Norma &amp; Interpretasi Skor Asesmen</w:t>
       </w:r>
     </w:p>
     <w:p>
@@ -1940,7 +1531,7 @@
           <w:color w:val="334155"/>
           <w:sz w:val="19"/>
         </w:rPr>
-        <w:t>Menu 'Interpretations' (/admin/interpretations) menentukan batasan skor (rentang nilai minimum dan maksimum), nama kategori hasil asesmen (Rendah, Sedang, Tinggi), serta deskripsi rekomendasi tindakan yang otomatis muncul pada laporan hasil siswa.</w:t>
+        <w:t>Menu 'Interpretations' (/admin/interpretations) mengatur rentang skor, norma kategorisasi hasil asesmen, dan narasi rekomendasi tindakan klinis.</w:t>
       </w:r>
     </w:p>
     <w:p>
@@ -2007,7 +1598,7 @@
           <w:color w:val="1E3A8A"/>
           <w:sz w:val="23"/>
         </w:rPr>
-        <w:t>4.8 Manajemen Modul Self-Help Kearifan Budaya (Tribes &amp; Materials)</w:t>
+        <w:t>4.8 Manajemen Modul Self-Help Budaya (Tribes &amp; Materials)</w:t>
       </w:r>
     </w:p>
     <w:p>
@@ -2019,7 +1610,7 @@
           <w:color w:val="334155"/>
           <w:sz w:val="19"/>
         </w:rPr>
-        <w:t>Platform Ruang Tumbuh memiliki keunikan berupa modul intervensi berbasis kearifan budaya Nusantara (Tribes). Administrator mengelola suku budaya, materi cerita kearifan lokal, dan pertanyaan refleksi mandiri bagi siswa.</w:t>
+        <w:t>Menu 'Tribes' (/admin/tribes) memuat khazanah suku budaya Nusantara. Klik tombol 'Materials' untuk menyusun materi narasi inspiratif dan butir pertanyaan reflektif SFBC bagi siswa.</w:t>
       </w:r>
     </w:p>
     <w:p>
@@ -2078,18 +1669,6 @@
     </w:p>
     <w:p>
       <w:pPr>
-        <w:spacing w:after="120" w:line="276" w:lineRule="auto"/>
-      </w:pPr>
-      <w:r>
-        <w:rPr>
-          <w:color w:val="334155"/>
-          <w:sz w:val="19"/>
-        </w:rPr>
-        <w:t>Untuk mengelola materi dan pertanyaan pada suku tertentu, klik tombol 'Materials' pada baris suku yang dipilih:</w:t>
-      </w:r>
-    </w:p>
-    <w:p>
-      <w:pPr>
         <w:spacing w:before="160" w:after="60"/>
         <w:jc w:val="center"/>
       </w:pPr>
@@ -2139,7 +1718,7 @@
           <w:color w:val="64748B"/>
           <w:sz w:val="17"/>
         </w:rPr>
-        <w:t>Gambar 1.9: Manajemen Materi Refleksi SFBC pada Suku Terpilih</w:t>
+        <w:t>Gambar 1.9: Manajemen Materi Refleksi SFBC pada Modul Terpilih</w:t>
       </w:r>
     </w:p>
     <w:p>
@@ -2152,7 +1731,7 @@
           <w:color w:val="1E3A8A"/>
           <w:sz w:val="23"/>
         </w:rPr>
-        <w:t>4.9 Manajemen Modul Pembelajaran Edukatif (Lessons)</w:t>
+        <w:t>4.9 Manajemen Modul Pembelajaran (Lessons)</w:t>
       </w:r>
     </w:p>
     <w:p>
@@ -2164,7 +1743,7 @@
           <w:color w:val="334155"/>
           <w:sz w:val="19"/>
         </w:rPr>
-        <w:t>Menu 'Lessons' (/admin/lessons) memungkinkan Administrator mempublikasikan artikel edukatif, video bimbingan, atau panduan kesehatan mental remaja yang dapat diakses oleh seluruh siswa.</w:t>
+        <w:t>Menu 'Lessons' (/admin/lessons) digunakan untuk mempublikasikan artikel psikoedukasi, video motivasi, dan panduan keterampilan hidup yang dapat dipelajari secara mandiri oleh siswa.</w:t>
       </w:r>
     </w:p>
     <w:p>
